--- a/enterprise-architectuur/niveau-1/deel-10/werkboek.docx
+++ b/enterprise-architectuur/niveau-1/deel-10/werkboek.docx
@@ -1373,69 +1373,47 @@
     </w:p>
     <w:p>
       <w:pPr>
-        <w:spacing w:after="160" w:line="300"/>
-        <w:jc w:val="left"/>
-      </w:pPr>
-      <w:r>
-        <w:rPr>
-          <w:rFonts w:ascii="Calibri" w:cs="Calibri" w:eastAsia="Calibri" w:hAnsi="Calibri"/>
-          <w:b w:val="false"/>
-          <w:bCs w:val="false"/>
-          <w:i w:val="false"/>
-          <w:iCs w:val="false"/>
-          <w:color w:val="1A1A1A"/>
-          <w:sz w:val="21"/>
-          <w:szCs w:val="21"/>
-        </w:rPr>
-        <w:t xml:space="preserve">## Antwoordmodel opdracht 1</w:t>
-      </w:r>
-    </w:p>
-    <w:p>
-      <w:pPr>
-        <w:spacing w:after="160" w:line="300"/>
-        <w:jc w:val="left"/>
-      </w:pPr>
-      <w:r>
-        <w:rPr>
-          <w:rFonts w:ascii="Calibri" w:cs="Calibri" w:eastAsia="Calibri" w:hAnsi="Calibri"/>
-          <w:b w:val="false"/>
-          <w:bCs w:val="false"/>
-          <w:i w:val="false"/>
-          <w:iCs w:val="false"/>
-          <w:color w:val="1A1A1A"/>
-          <w:sz w:val="21"/>
-          <w:szCs w:val="21"/>
-        </w:rPr>
-        <w:t xml:space="preserve">1B · 2B · 3B · 4B · 5B · 6B · 7B · 8C · 9C · 10B · 11C · 12B · 13B · 14B · 15B · 16C · 17B · 18B · 19B · 20B</w:t>
-      </w:r>
-    </w:p>
-    <w:p>
-      <w:pPr>
-        <w:spacing w:after="160" w:line="300"/>
-        <w:jc w:val="left"/>
+        <w:pStyle w:val="Heading2"/>
+        <w:pBdr>
+          <w:bottom w:val="single" w:color="2563A8" w:sz="6" w:space="4"/>
+        </w:pBdr>
+        <w:spacing w:after="160" w:before="300"/>
       </w:pPr>
       <w:r>
         <w:rPr>
           <w:rFonts w:ascii="Calibri" w:cs="Calibri" w:eastAsia="Calibri" w:hAnsi="Calibri"/>
           <w:b/>
           <w:bCs/>
-          <w:i w:val="false"/>
-          <w:iCs w:val="false"/>
-          <w:color w:val="1A1A1A"/>
-          <w:sz w:val="21"/>
-          <w:szCs w:val="21"/>
-        </w:rPr>
-        <w:t xml:space="preserve">Toelichting bij de lastigste:</w:t>
-      </w:r>
-    </w:p>
-    <w:p>
-      <w:pPr>
-        <w:pStyle w:val="ListParagraph"/>
-        <w:numPr>
-          <w:ilvl w:val="0"/>
-          <w:numId w:val="1"/>
-        </w:numPr>
-        <w:spacing w:after="100" w:line="290"/>
+          <w:color w:val="2563A8"/>
+          <w:sz w:val="24"/>
+          <w:szCs w:val="24"/>
+        </w:rPr>
+        <w:t xml:space="preserve">Antwoordmodel opdracht 1</w:t>
+      </w:r>
+    </w:p>
+    <w:p>
+      <w:pPr>
+        <w:spacing w:after="160" w:line="300"/>
+        <w:jc w:val="left"/>
+      </w:pPr>
+      <w:r>
+        <w:rPr>
+          <w:rFonts w:ascii="Calibri" w:cs="Calibri" w:eastAsia="Calibri" w:hAnsi="Calibri"/>
+          <w:b w:val="false"/>
+          <w:bCs w:val="false"/>
+          <w:i w:val="false"/>
+          <w:iCs w:val="false"/>
+          <w:color w:val="1A1A1A"/>
+          <w:sz w:val="21"/>
+          <w:szCs w:val="21"/>
+        </w:rPr>
+        <w:t xml:space="preserve">1B · 2B · 3B · 4B · 5B · 6B · 7B · 8C · 9C · 10B · 11C · 12B · 13B · 14B · 15B · 16C · 17B · 18B · 19B · 20B</w:t>
+      </w:r>
+    </w:p>
+    <w:p>
+      <w:pPr>
+        <w:spacing w:after="160" w:line="300"/>
+        <w:jc w:val="left"/>
       </w:pPr>
       <w:r>
         <w:rPr>
@@ -1448,20 +1426,7 @@
           <w:sz w:val="21"/>
           <w:szCs w:val="21"/>
         </w:rPr>
-        <w:t xml:space="preserve">2:</w:t>
-      </w:r>
-      <w:r>
-        <w:rPr>
-          <w:rFonts w:ascii="Calibri" w:cs="Calibri" w:eastAsia="Calibri" w:hAnsi="Calibri"/>
-          <w:b w:val="false"/>
-          <w:bCs w:val="false"/>
-          <w:i w:val="false"/>
-          <w:iCs w:val="false"/>
-          <w:color w:val="1A1A1A"/>
-          <w:sz w:val="21"/>
-          <w:szCs w:val="21"/>
-        </w:rPr>
-        <w:t xml:space="preserve"> een ABB is de behoefte, niet de invulling (SBB = de server) en niet een deliverable (het SoAW) of artifact (de catalogus).</w:t>
+        <w:t xml:space="preserve">Toelichting bij de lastigste:</w:t>
       </w:r>
     </w:p>
     <w:p>
@@ -1484,20 +1449,20 @@
           <w:sz w:val="21"/>
           <w:szCs w:val="21"/>
         </w:rPr>
-        <w:t xml:space="preserve">4:</w:t>
-      </w:r>
-      <w:r>
-        <w:rPr>
-          <w:rFonts w:ascii="Calibri" w:cs="Calibri" w:eastAsia="Calibri" w:hAnsi="Calibri"/>
-          <w:b w:val="false"/>
-          <w:bCs w:val="false"/>
-          <w:i w:val="false"/>
-          <w:iCs w:val="false"/>
-          <w:color w:val="1A1A1A"/>
-          <w:sz w:val="21"/>
-          <w:szCs w:val="21"/>
-        </w:rPr>
-        <w:t xml:space="preserve"> de aanlevereenheid overleeft de fusie (De Boer, deel 5) → bestaat los van de huidige eigenaar → aggregation, niet composition.</w:t>
+        <w:t xml:space="preserve">2:</w:t>
+      </w:r>
+      <w:r>
+        <w:rPr>
+          <w:rFonts w:ascii="Calibri" w:cs="Calibri" w:eastAsia="Calibri" w:hAnsi="Calibri"/>
+          <w:b w:val="false"/>
+          <w:bCs w:val="false"/>
+          <w:i w:val="false"/>
+          <w:iCs w:val="false"/>
+          <w:color w:val="1A1A1A"/>
+          <w:sz w:val="21"/>
+          <w:szCs w:val="21"/>
+        </w:rPr>
+        <w:t xml:space="preserve"> een ABB is de behoefte, niet de invulling (SBB = de server) en niet een deliverable (het SoAW) of artifact (de catalogus).</w:t>
       </w:r>
     </w:p>
     <w:p>
@@ -1520,20 +1485,20 @@
           <w:sz w:val="21"/>
           <w:szCs w:val="21"/>
         </w:rPr>
-        <w:t xml:space="preserve">6:</w:t>
-      </w:r>
-      <w:r>
-        <w:rPr>
-          <w:rFonts w:ascii="Calibri" w:cs="Calibri" w:eastAsia="Calibri" w:hAnsi="Calibri"/>
-          <w:b w:val="false"/>
-          <w:bCs w:val="false"/>
-          <w:i w:val="false"/>
-          <w:iCs w:val="false"/>
-          <w:color w:val="1A1A1A"/>
-          <w:sz w:val="21"/>
-          <w:szCs w:val="21"/>
-        </w:rPr>
-        <w:t xml:space="preserve"> een lege rij is een gat, geen fout — tenzij de capability zelf niet zou moeten bestaan, wat de vraag niet suggereert.</w:t>
+        <w:t xml:space="preserve">4:</w:t>
+      </w:r>
+      <w:r>
+        <w:rPr>
+          <w:rFonts w:ascii="Calibri" w:cs="Calibri" w:eastAsia="Calibri" w:hAnsi="Calibri"/>
+          <w:b w:val="false"/>
+          <w:bCs w:val="false"/>
+          <w:i w:val="false"/>
+          <w:iCs w:val="false"/>
+          <w:color w:val="1A1A1A"/>
+          <w:sz w:val="21"/>
+          <w:szCs w:val="21"/>
+        </w:rPr>
+        <w:t xml:space="preserve"> de aanlevereenheid overleeft de fusie (De Boer, deel 5) → bestaat los van de huidige eigenaar → aggregation, niet composition.</w:t>
       </w:r>
     </w:p>
     <w:p>
@@ -1556,20 +1521,20 @@
           <w:sz w:val="21"/>
           <w:szCs w:val="21"/>
         </w:rPr>
-        <w:t xml:space="preserve">12:</w:t>
-      </w:r>
-      <w:r>
-        <w:rPr>
-          <w:rFonts w:ascii="Calibri" w:cs="Calibri" w:eastAsia="Calibri" w:hAnsi="Calibri"/>
-          <w:b w:val="false"/>
-          <w:bCs w:val="false"/>
-          <w:i w:val="false"/>
-          <w:iCs w:val="false"/>
-          <w:color w:val="1A1A1A"/>
-          <w:sz w:val="21"/>
-          <w:szCs w:val="21"/>
-        </w:rPr>
-        <w:t xml:space="preserve"> het proces wijzigt (muteert) het gegeven — dat is access, niet serving (dat zou zijn: één element levert functionaliteit áán een ander, geen wijziging van een passief element) en niet realization (dat is een abstractere concreet maken, geen mutatie).</w:t>
+        <w:t xml:space="preserve">6:</w:t>
+      </w:r>
+      <w:r>
+        <w:rPr>
+          <w:rFonts w:ascii="Calibri" w:cs="Calibri" w:eastAsia="Calibri" w:hAnsi="Calibri"/>
+          <w:b w:val="false"/>
+          <w:bCs w:val="false"/>
+          <w:i w:val="false"/>
+          <w:iCs w:val="false"/>
+          <w:color w:val="1A1A1A"/>
+          <w:sz w:val="21"/>
+          <w:szCs w:val="21"/>
+        </w:rPr>
+        <w:t xml:space="preserve"> een lege rij is een gat, geen fout — tenzij de capability zelf niet zou moeten bestaan, wat de vraag niet suggereert.</w:t>
       </w:r>
     </w:p>
     <w:p>
@@ -1592,6 +1557,42 @@
           <w:sz w:val="21"/>
           <w:szCs w:val="21"/>
         </w:rPr>
+        <w:t xml:space="preserve">12:</w:t>
+      </w:r>
+      <w:r>
+        <w:rPr>
+          <w:rFonts w:ascii="Calibri" w:cs="Calibri" w:eastAsia="Calibri" w:hAnsi="Calibri"/>
+          <w:b w:val="false"/>
+          <w:bCs w:val="false"/>
+          <w:i w:val="false"/>
+          <w:iCs w:val="false"/>
+          <w:color w:val="1A1A1A"/>
+          <w:sz w:val="21"/>
+          <w:szCs w:val="21"/>
+        </w:rPr>
+        <w:t xml:space="preserve"> het proces wijzigt (muteert) het gegeven — dat is access, niet serving (dat zou zijn: één element levert functionaliteit áán een ander, geen wijziging van een passief element) en niet realization (dat is een abstractere concreet maken, geen mutatie).</w:t>
+      </w:r>
+    </w:p>
+    <w:p>
+      <w:pPr>
+        <w:pStyle w:val="ListParagraph"/>
+        <w:numPr>
+          <w:ilvl w:val="0"/>
+          <w:numId w:val="1"/>
+        </w:numPr>
+        <w:spacing w:after="100" w:line="290"/>
+      </w:pPr>
+      <w:r>
+        <w:rPr>
+          <w:rFonts w:ascii="Calibri" w:cs="Calibri" w:eastAsia="Calibri" w:hAnsi="Calibri"/>
+          <w:b/>
+          <w:bCs/>
+          <w:i w:val="false"/>
+          <w:iCs w:val="false"/>
+          <w:color w:val="1A1A1A"/>
+          <w:sz w:val="21"/>
+          <w:szCs w:val="21"/>
+        </w:rPr>
         <w:t xml:space="preserve">16:</w:t>
       </w:r>
       <w:r>
@@ -1610,21 +1611,22 @@
     </w:p>
     <w:p>
       <w:pPr>
-        <w:spacing w:after="160" w:line="300"/>
-        <w:jc w:val="left"/>
-      </w:pPr>
-      <w:r>
-        <w:rPr>
-          <w:rFonts w:ascii="Calibri" w:cs="Calibri" w:eastAsia="Calibri" w:hAnsi="Calibri"/>
-          <w:b w:val="false"/>
-          <w:bCs w:val="false"/>
-          <w:i w:val="false"/>
-          <w:iCs w:val="false"/>
-          <w:color w:val="1A1A1A"/>
-          <w:sz w:val="21"/>
-          <w:szCs w:val="21"/>
-        </w:rPr>
-        <w:t xml:space="preserve">## Beoordelingsrubric opdracht 4 (capstone-verdediging)</w:t>
+        <w:pStyle w:val="Heading2"/>
+        <w:pBdr>
+          <w:bottom w:val="single" w:color="2563A8" w:sz="6" w:space="4"/>
+        </w:pBdr>
+        <w:spacing w:after="160" w:before="300"/>
+      </w:pPr>
+      <w:r>
+        <w:rPr>
+          <w:rFonts w:ascii="Calibri" w:cs="Calibri" w:eastAsia="Calibri" w:hAnsi="Calibri"/>
+          <w:b/>
+          <w:bCs/>
+          <w:color w:val="2563A8"/>
+          <w:sz w:val="24"/>
+          <w:szCs w:val="24"/>
+        </w:rPr>
+        <w:t xml:space="preserve">Beoordelingsrubric opdracht 4 (capstone-verdediging)</w:t>
       </w:r>
     </w:p>
     <w:tbl>
